--- a/tillsyn/A 39504-2025 tillsynsbegäran.docx
+++ b/tillsyn/A 39504-2025 tillsynsbegäran.docx
@@ -590,7 +590,7 @@
     <w:r>
       <w:tab/>
       <w:tab/>
-      <w:t>2025-09-22</w:t>
+      <w:t>2025-09-23</w:t>
       <w:br/>
       <w:br/>
     </w:r>

--- a/tillsyn/A 39504-2025 tillsynsbegäran.docx
+++ b/tillsyn/A 39504-2025 tillsynsbegäran.docx
@@ -590,7 +590,7 @@
     <w:r>
       <w:tab/>
       <w:tab/>
-      <w:t>2025-09-23</w:t>
+      <w:t>2025-09-24</w:t>
       <w:br/>
       <w:br/>
     </w:r>

--- a/tillsyn/A 39504-2025 tillsynsbegäran.docx
+++ b/tillsyn/A 39504-2025 tillsynsbegäran.docx
@@ -35,7 +35,7 @@
     </w:p>
     <w:p>
       <w:r>
-        <w:t>I avverkningsanmälan har följande 6 naturvårdsarter hittats: garnlav (NT), harticka (NT), talltita (NT, §4), tretåig hackspett (NT, §4), vågbandad barkbock (S) och revlummer (§9). Av dessa är 4 rödlistade. För rödlistade arter har rödlistekategorin angivits inom parentes. Arter som är signalarter enligt Skogsstyrelsen har markerats med (S). För fridlysta arter anges även paragrafen i Artskyddsförordningen som arten är fridlyst enligt.</w:t>
+        <w:t>I avverkningsanmälan har följande 7 naturvårdsarter hittats: garnlav (NT), harticka (NT), talltita (NT, §4), tretåig hackspett (NT, §4), plattlummer (S, §9), vågbandad barkbock (S) och revlummer (§9). Av dessa är 4 rödlistade. För rödlistade arter har rödlistekategorin angivits inom parentes. Arter som är signalarter enligt Skogsstyrelsen har markerats med (S). För fridlysta arter anges även paragrafen i Artskyddsförordningen som arten är fridlyst enligt.</w:t>
       </w:r>
     </w:p>
     <w:p>
@@ -122,7 +122,7 @@
     </w:p>
     <w:p>
       <w:r>
-        <w:t>Följande fridlysta arter har sina livsmiljöer och växtplatser i den avverkningsanmälda skogen: talltita (NT, §4), tretåig hackspett (NT, §4) och revlummer (§9).</w:t>
+        <w:t>Följande fridlysta arter har sina livsmiljöer och växtplatser i den avverkningsanmälda skogen: talltita (NT, §4), tretåig hackspett (NT, §4), plattlummer (S, §9) och revlummer (§9).</w:t>
       </w:r>
     </w:p>
     <w:p>
@@ -590,7 +590,7 @@
     <w:r>
       <w:tab/>
       <w:tab/>
-      <w:t>2025-09-24</w:t>
+      <w:t>2025-09-25</w:t>
       <w:br/>
       <w:br/>
     </w:r>

--- a/tillsyn/A 39504-2025 tillsynsbegäran.docx
+++ b/tillsyn/A 39504-2025 tillsynsbegäran.docx
@@ -590,7 +590,7 @@
     <w:r>
       <w:tab/>
       <w:tab/>
-      <w:t>2025-09-25</w:t>
+      <w:t>2025-09-26</w:t>
       <w:br/>
       <w:br/>
     </w:r>

--- a/tillsyn/A 39504-2025 tillsynsbegäran.docx
+++ b/tillsyn/A 39504-2025 tillsynsbegäran.docx
@@ -590,7 +590,7 @@
     <w:r>
       <w:tab/>
       <w:tab/>
-      <w:t>2025-09-26</w:t>
+      <w:t>2025-09-27</w:t>
       <w:br/>
       <w:br/>
     </w:r>

--- a/tillsyn/A 39504-2025 tillsynsbegäran.docx
+++ b/tillsyn/A 39504-2025 tillsynsbegäran.docx
@@ -590,7 +590,7 @@
     <w:r>
       <w:tab/>
       <w:tab/>
-      <w:t>2025-09-27</w:t>
+      <w:t>2025-09-28</w:t>
       <w:br/>
       <w:br/>
     </w:r>

--- a/tillsyn/A 39504-2025 tillsynsbegäran.docx
+++ b/tillsyn/A 39504-2025 tillsynsbegäran.docx
@@ -590,7 +590,7 @@
     <w:r>
       <w:tab/>
       <w:tab/>
-      <w:t>2025-09-28</w:t>
+      <w:t>2025-09-29</w:t>
       <w:br/>
       <w:br/>
     </w:r>

--- a/tillsyn/A 39504-2025 tillsynsbegäran.docx
+++ b/tillsyn/A 39504-2025 tillsynsbegäran.docx
@@ -590,7 +590,7 @@
     <w:r>
       <w:tab/>
       <w:tab/>
-      <w:t>2025-09-29</w:t>
+      <w:t>2025-09-30</w:t>
       <w:br/>
       <w:br/>
     </w:r>

--- a/tillsyn/A 39504-2025 tillsynsbegäran.docx
+++ b/tillsyn/A 39504-2025 tillsynsbegäran.docx
@@ -590,7 +590,7 @@
     <w:r>
       <w:tab/>
       <w:tab/>
-      <w:t>2025-09-30</w:t>
+      <w:t>2025-10-01</w:t>
       <w:br/>
       <w:br/>
     </w:r>

--- a/tillsyn/A 39504-2025 tillsynsbegäran.docx
+++ b/tillsyn/A 39504-2025 tillsynsbegäran.docx
@@ -590,7 +590,7 @@
     <w:r>
       <w:tab/>
       <w:tab/>
-      <w:t>2025-10-01</w:t>
+      <w:t>2025-10-02</w:t>
       <w:br/>
       <w:br/>
     </w:r>

--- a/tillsyn/A 39504-2025 tillsynsbegäran.docx
+++ b/tillsyn/A 39504-2025 tillsynsbegäran.docx
@@ -590,7 +590,7 @@
     <w:r>
       <w:tab/>
       <w:tab/>
-      <w:t>2025-10-02</w:t>
+      <w:t>2025-10-03</w:t>
       <w:br/>
       <w:br/>
     </w:r>

--- a/tillsyn/A 39504-2025 tillsynsbegäran.docx
+++ b/tillsyn/A 39504-2025 tillsynsbegäran.docx
@@ -590,7 +590,7 @@
     <w:r>
       <w:tab/>
       <w:tab/>
-      <w:t>2025-10-03</w:t>
+      <w:t>2025-10-04</w:t>
       <w:br/>
       <w:br/>
     </w:r>

--- a/tillsyn/A 39504-2025 tillsynsbegäran.docx
+++ b/tillsyn/A 39504-2025 tillsynsbegäran.docx
@@ -590,7 +590,7 @@
     <w:r>
       <w:tab/>
       <w:tab/>
-      <w:t>2025-10-04</w:t>
+      <w:t>2025-10-05</w:t>
       <w:br/>
       <w:br/>
     </w:r>

--- a/tillsyn/A 39504-2025 tillsynsbegäran.docx
+++ b/tillsyn/A 39504-2025 tillsynsbegäran.docx
@@ -590,7 +590,7 @@
     <w:r>
       <w:tab/>
       <w:tab/>
-      <w:t>2025-10-05</w:t>
+      <w:t>2025-10-06</w:t>
       <w:br/>
       <w:br/>
     </w:r>

--- a/tillsyn/A 39504-2025 tillsynsbegäran.docx
+++ b/tillsyn/A 39504-2025 tillsynsbegäran.docx
@@ -590,7 +590,7 @@
     <w:r>
       <w:tab/>
       <w:tab/>
-      <w:t>2025-10-06</w:t>
+      <w:t>2025-10-07</w:t>
       <w:br/>
       <w:br/>
     </w:r>

--- a/tillsyn/A 39504-2025 tillsynsbegäran.docx
+++ b/tillsyn/A 39504-2025 tillsynsbegäran.docx
@@ -590,7 +590,7 @@
     <w:r>
       <w:tab/>
       <w:tab/>
-      <w:t>2025-10-07</w:t>
+      <w:t>2025-10-08</w:t>
       <w:br/>
       <w:br/>
     </w:r>

--- a/tillsyn/A 39504-2025 tillsynsbegäran.docx
+++ b/tillsyn/A 39504-2025 tillsynsbegäran.docx
@@ -590,7 +590,7 @@
     <w:r>
       <w:tab/>
       <w:tab/>
-      <w:t>2025-10-08</w:t>
+      <w:t>2025-10-09</w:t>
       <w:br/>
       <w:br/>
     </w:r>

--- a/tillsyn/A 39504-2025 tillsynsbegäran.docx
+++ b/tillsyn/A 39504-2025 tillsynsbegäran.docx
@@ -590,7 +590,7 @@
     <w:r>
       <w:tab/>
       <w:tab/>
-      <w:t>2025-10-09</w:t>
+      <w:t>2025-10-10</w:t>
       <w:br/>
       <w:br/>
     </w:r>

--- a/tillsyn/A 39504-2025 tillsynsbegäran.docx
+++ b/tillsyn/A 39504-2025 tillsynsbegäran.docx
@@ -590,7 +590,7 @@
     <w:r>
       <w:tab/>
       <w:tab/>
-      <w:t>2025-10-10</w:t>
+      <w:t>2025-10-11</w:t>
       <w:br/>
       <w:br/>
     </w:r>

--- a/tillsyn/A 39504-2025 tillsynsbegäran.docx
+++ b/tillsyn/A 39504-2025 tillsynsbegäran.docx
@@ -590,7 +590,7 @@
     <w:r>
       <w:tab/>
       <w:tab/>
-      <w:t>2025-10-16</w:t>
+      <w:t>2025-10-17</w:t>
       <w:br/>
       <w:br/>
     </w:r>

--- a/tillsyn/A 39504-2025 tillsynsbegäran.docx
+++ b/tillsyn/A 39504-2025 tillsynsbegäran.docx
@@ -590,7 +590,7 @@
     <w:r>
       <w:tab/>
       <w:tab/>
-      <w:t>2025-10-17</w:t>
+      <w:t>2025-10-18</w:t>
       <w:br/>
       <w:br/>
     </w:r>

--- a/tillsyn/A 39504-2025 tillsynsbegäran.docx
+++ b/tillsyn/A 39504-2025 tillsynsbegäran.docx
@@ -590,7 +590,7 @@
     <w:r>
       <w:tab/>
       <w:tab/>
-      <w:t>2025-10-18</w:t>
+      <w:t>2025-10-19</w:t>
       <w:br/>
       <w:br/>
     </w:r>

--- a/tillsyn/A 39504-2025 tillsynsbegäran.docx
+++ b/tillsyn/A 39504-2025 tillsynsbegäran.docx
@@ -590,7 +590,7 @@
     <w:r>
       <w:tab/>
       <w:tab/>
-      <w:t>2025-10-19</w:t>
+      <w:t>2025-10-20</w:t>
       <w:br/>
       <w:br/>
     </w:r>

--- a/tillsyn/A 39504-2025 tillsynsbegäran.docx
+++ b/tillsyn/A 39504-2025 tillsynsbegäran.docx
@@ -590,7 +590,7 @@
     <w:r>
       <w:tab/>
       <w:tab/>
-      <w:t>2025-10-20</w:t>
+      <w:t>2025-10-21</w:t>
       <w:br/>
       <w:br/>
     </w:r>

--- a/tillsyn/A 39504-2025 tillsynsbegäran.docx
+++ b/tillsyn/A 39504-2025 tillsynsbegäran.docx
@@ -590,7 +590,7 @@
     <w:r>
       <w:tab/>
       <w:tab/>
-      <w:t>2025-10-21</w:t>
+      <w:t>2025-10-22</w:t>
       <w:br/>
       <w:br/>
     </w:r>

--- a/tillsyn/A 39504-2025 tillsynsbegäran.docx
+++ b/tillsyn/A 39504-2025 tillsynsbegäran.docx
@@ -590,7 +590,7 @@
     <w:r>
       <w:tab/>
       <w:tab/>
-      <w:t>2025-10-22</w:t>
+      <w:t>2025-10-23</w:t>
       <w:br/>
       <w:br/>
     </w:r>

--- a/tillsyn/A 39504-2025 tillsynsbegäran.docx
+++ b/tillsyn/A 39504-2025 tillsynsbegäran.docx
@@ -590,7 +590,7 @@
     <w:r>
       <w:tab/>
       <w:tab/>
-      <w:t>2025-10-23</w:t>
+      <w:t>2025-10-24</w:t>
       <w:br/>
       <w:br/>
     </w:r>

--- a/tillsyn/A 39504-2025 tillsynsbegäran.docx
+++ b/tillsyn/A 39504-2025 tillsynsbegäran.docx
@@ -590,7 +590,7 @@
     <w:r>
       <w:tab/>
       <w:tab/>
-      <w:t>2025-10-24</w:t>
+      <w:t>2025-10-25</w:t>
       <w:br/>
       <w:br/>
     </w:r>

--- a/tillsyn/A 39504-2025 tillsynsbegäran.docx
+++ b/tillsyn/A 39504-2025 tillsynsbegäran.docx
@@ -590,7 +590,7 @@
     <w:r>
       <w:tab/>
       <w:tab/>
-      <w:t>2025-10-25</w:t>
+      <w:t>2025-10-26</w:t>
       <w:br/>
       <w:br/>
     </w:r>

--- a/tillsyn/A 39504-2025 tillsynsbegäran.docx
+++ b/tillsyn/A 39504-2025 tillsynsbegäran.docx
@@ -590,7 +590,7 @@
     <w:r>
       <w:tab/>
       <w:tab/>
-      <w:t>2025-10-26</w:t>
+      <w:t>2025-10-27</w:t>
       <w:br/>
       <w:br/>
     </w:r>

--- a/tillsyn/A 39504-2025 tillsynsbegäran.docx
+++ b/tillsyn/A 39504-2025 tillsynsbegäran.docx
@@ -590,7 +590,7 @@
     <w:r>
       <w:tab/>
       <w:tab/>
-      <w:t>2025-10-27</w:t>
+      <w:t>2025-10-28</w:t>
       <w:br/>
       <w:br/>
     </w:r>

--- a/tillsyn/A 39504-2025 tillsynsbegäran.docx
+++ b/tillsyn/A 39504-2025 tillsynsbegäran.docx
@@ -590,7 +590,7 @@
     <w:r>
       <w:tab/>
       <w:tab/>
-      <w:t>2025-10-28</w:t>
+      <w:t>2025-10-29</w:t>
       <w:br/>
       <w:br/>
     </w:r>

--- a/tillsyn/A 39504-2025 tillsynsbegäran.docx
+++ b/tillsyn/A 39504-2025 tillsynsbegäran.docx
@@ -590,7 +590,7 @@
     <w:r>
       <w:tab/>
       <w:tab/>
-      <w:t>2025-10-29</w:t>
+      <w:t>2025-10-30</w:t>
       <w:br/>
       <w:br/>
     </w:r>

--- a/tillsyn/A 39504-2025 tillsynsbegäran.docx
+++ b/tillsyn/A 39504-2025 tillsynsbegäran.docx
@@ -590,7 +590,7 @@
     <w:r>
       <w:tab/>
       <w:tab/>
-      <w:t>2025-10-30</w:t>
+      <w:t>2025-10-31</w:t>
       <w:br/>
       <w:br/>
     </w:r>

--- a/tillsyn/A 39504-2025 tillsynsbegäran.docx
+++ b/tillsyn/A 39504-2025 tillsynsbegäran.docx
@@ -590,7 +590,7 @@
     <w:r>
       <w:tab/>
       <w:tab/>
-      <w:t>2025-10-31</w:t>
+      <w:t>2025-11-01</w:t>
       <w:br/>
       <w:br/>
     </w:r>

--- a/tillsyn/A 39504-2025 tillsynsbegäran.docx
+++ b/tillsyn/A 39504-2025 tillsynsbegäran.docx
@@ -590,7 +590,7 @@
     <w:r>
       <w:tab/>
       <w:tab/>
-      <w:t>2025-11-01</w:t>
+      <w:t>2025-11-02</w:t>
       <w:br/>
       <w:br/>
     </w:r>

--- a/tillsyn/A 39504-2025 tillsynsbegäran.docx
+++ b/tillsyn/A 39504-2025 tillsynsbegäran.docx
@@ -590,7 +590,7 @@
     <w:r>
       <w:tab/>
       <w:tab/>
-      <w:t>2025-11-02</w:t>
+      <w:t>2025-11-03</w:t>
       <w:br/>
       <w:br/>
     </w:r>

--- a/tillsyn/A 39504-2025 tillsynsbegäran.docx
+++ b/tillsyn/A 39504-2025 tillsynsbegäran.docx
@@ -590,7 +590,7 @@
     <w:r>
       <w:tab/>
       <w:tab/>
-      <w:t>2025-11-03</w:t>
+      <w:t>2025-11-04</w:t>
       <w:br/>
       <w:br/>
     </w:r>

--- a/tillsyn/A 39504-2025 tillsynsbegäran.docx
+++ b/tillsyn/A 39504-2025 tillsynsbegäran.docx
@@ -590,7 +590,7 @@
     <w:r>
       <w:tab/>
       <w:tab/>
-      <w:t>2025-11-04</w:t>
+      <w:t>2025-11-05</w:t>
       <w:br/>
       <w:br/>
     </w:r>

--- a/tillsyn/A 39504-2025 tillsynsbegäran.docx
+++ b/tillsyn/A 39504-2025 tillsynsbegäran.docx
@@ -590,7 +590,7 @@
     <w:r>
       <w:tab/>
       <w:tab/>
-      <w:t>2025-11-05</w:t>
+      <w:t>2025-11-06</w:t>
       <w:br/>
       <w:br/>
     </w:r>

--- a/tillsyn/A 39504-2025 tillsynsbegäran.docx
+++ b/tillsyn/A 39504-2025 tillsynsbegäran.docx
@@ -590,7 +590,7 @@
     <w:r>
       <w:tab/>
       <w:tab/>
-      <w:t>2025-11-06</w:t>
+      <w:t>2025-11-07</w:t>
       <w:br/>
       <w:br/>
     </w:r>

--- a/tillsyn/A 39504-2025 tillsynsbegäran.docx
+++ b/tillsyn/A 39504-2025 tillsynsbegäran.docx
@@ -590,7 +590,7 @@
     <w:r>
       <w:tab/>
       <w:tab/>
-      <w:t>2025-11-07</w:t>
+      <w:t>2025-11-08</w:t>
       <w:br/>
       <w:br/>
     </w:r>

--- a/tillsyn/A 39504-2025 tillsynsbegäran.docx
+++ b/tillsyn/A 39504-2025 tillsynsbegäran.docx
@@ -590,7 +590,7 @@
     <w:r>
       <w:tab/>
       <w:tab/>
-      <w:t>2025-11-08</w:t>
+      <w:t>2025-11-09</w:t>
       <w:br/>
       <w:br/>
     </w:r>

--- a/tillsyn/A 39504-2025 tillsynsbegäran.docx
+++ b/tillsyn/A 39504-2025 tillsynsbegäran.docx
@@ -590,7 +590,7 @@
     <w:r>
       <w:tab/>
       <w:tab/>
-      <w:t>2025-11-09</w:t>
+      <w:t>2025-11-10</w:t>
       <w:br/>
       <w:br/>
     </w:r>

--- a/tillsyn/A 39504-2025 tillsynsbegäran.docx
+++ b/tillsyn/A 39504-2025 tillsynsbegäran.docx
@@ -590,7 +590,7 @@
     <w:r>
       <w:tab/>
       <w:tab/>
-      <w:t>2025-11-10</w:t>
+      <w:t>2025-11-11</w:t>
       <w:br/>
       <w:br/>
     </w:r>

--- a/tillsyn/A 39504-2025 tillsynsbegäran.docx
+++ b/tillsyn/A 39504-2025 tillsynsbegäran.docx
@@ -590,7 +590,7 @@
     <w:r>
       <w:tab/>
       <w:tab/>
-      <w:t>2025-11-11</w:t>
+      <w:t>2025-11-12</w:t>
       <w:br/>
       <w:br/>
     </w:r>

--- a/tillsyn/A 39504-2025 tillsynsbegäran.docx
+++ b/tillsyn/A 39504-2025 tillsynsbegäran.docx
@@ -590,7 +590,7 @@
     <w:r>
       <w:tab/>
       <w:tab/>
-      <w:t>2025-11-12</w:t>
+      <w:t>2025-11-13</w:t>
       <w:br/>
       <w:br/>
     </w:r>

--- a/tillsyn/A 39504-2025 tillsynsbegäran.docx
+++ b/tillsyn/A 39504-2025 tillsynsbegäran.docx
@@ -590,7 +590,7 @@
     <w:r>
       <w:tab/>
       <w:tab/>
-      <w:t>2025-11-13</w:t>
+      <w:t>2025-11-14</w:t>
       <w:br/>
       <w:br/>
     </w:r>

--- a/tillsyn/A 39504-2025 tillsynsbegäran.docx
+++ b/tillsyn/A 39504-2025 tillsynsbegäran.docx
@@ -590,7 +590,7 @@
     <w:r>
       <w:tab/>
       <w:tab/>
-      <w:t>2025-11-14</w:t>
+      <w:t>2025-11-15</w:t>
       <w:br/>
       <w:br/>
     </w:r>

--- a/tillsyn/A 39504-2025 tillsynsbegäran.docx
+++ b/tillsyn/A 39504-2025 tillsynsbegäran.docx
@@ -590,7 +590,7 @@
     <w:r>
       <w:tab/>
       <w:tab/>
-      <w:t>2025-11-15</w:t>
+      <w:t>2025-11-20</w:t>
       <w:br/>
       <w:br/>
     </w:r>

--- a/tillsyn/A 39504-2025 tillsynsbegäran.docx
+++ b/tillsyn/A 39504-2025 tillsynsbegäran.docx
@@ -590,7 +590,7 @@
     <w:r>
       <w:tab/>
       <w:tab/>
-      <w:t>2025-11-20</w:t>
+      <w:t>2025-11-21</w:t>
       <w:br/>
       <w:br/>
     </w:r>

--- a/tillsyn/A 39504-2025 tillsynsbegäran.docx
+++ b/tillsyn/A 39504-2025 tillsynsbegäran.docx
@@ -590,7 +590,7 @@
     <w:r>
       <w:tab/>
       <w:tab/>
-      <w:t>2025-11-21</w:t>
+      <w:t>2025-11-22</w:t>
       <w:br/>
       <w:br/>
     </w:r>

--- a/tillsyn/A 39504-2025 tillsynsbegäran.docx
+++ b/tillsyn/A 39504-2025 tillsynsbegäran.docx
@@ -590,7 +590,7 @@
     <w:r>
       <w:tab/>
       <w:tab/>
-      <w:t>2025-11-22</w:t>
+      <w:t>2025-11-23</w:t>
       <w:br/>
       <w:br/>
     </w:r>

--- a/tillsyn/A 39504-2025 tillsynsbegäran.docx
+++ b/tillsyn/A 39504-2025 tillsynsbegäran.docx
@@ -590,7 +590,7 @@
     <w:r>
       <w:tab/>
       <w:tab/>
-      <w:t>2025-11-23</w:t>
+      <w:t>2025-11-24</w:t>
       <w:br/>
       <w:br/>
     </w:r>

--- a/tillsyn/A 39504-2025 tillsynsbegäran.docx
+++ b/tillsyn/A 39504-2025 tillsynsbegäran.docx
@@ -590,7 +590,7 @@
     <w:r>
       <w:tab/>
       <w:tab/>
-      <w:t>2025-11-24</w:t>
+      <w:t>2025-11-25</w:t>
       <w:br/>
       <w:br/>
     </w:r>

--- a/tillsyn/A 39504-2025 tillsynsbegäran.docx
+++ b/tillsyn/A 39504-2025 tillsynsbegäran.docx
@@ -590,7 +590,7 @@
     <w:r>
       <w:tab/>
       <w:tab/>
-      <w:t>2025-11-25</w:t>
+      <w:t>2025-11-26</w:t>
       <w:br/>
       <w:br/>
     </w:r>

--- a/tillsyn/A 39504-2025 tillsynsbegäran.docx
+++ b/tillsyn/A 39504-2025 tillsynsbegäran.docx
@@ -590,7 +590,7 @@
     <w:r>
       <w:tab/>
       <w:tab/>
-      <w:t>2025-11-26</w:t>
+      <w:t>2025-11-27</w:t>
       <w:br/>
       <w:br/>
     </w:r>

--- a/tillsyn/A 39504-2025 tillsynsbegäran.docx
+++ b/tillsyn/A 39504-2025 tillsynsbegäran.docx
@@ -590,7 +590,7 @@
     <w:r>
       <w:tab/>
       <w:tab/>
-      <w:t>2025-11-27</w:t>
+      <w:t>2025-11-28</w:t>
       <w:br/>
       <w:br/>
     </w:r>

--- a/tillsyn/A 39504-2025 tillsynsbegäran.docx
+++ b/tillsyn/A 39504-2025 tillsynsbegäran.docx
@@ -590,7 +590,7 @@
     <w:r>
       <w:tab/>
       <w:tab/>
-      <w:t>2025-11-28</w:t>
+      <w:t>2025-11-29</w:t>
       <w:br/>
       <w:br/>
     </w:r>

--- a/tillsyn/A 39504-2025 tillsynsbegäran.docx
+++ b/tillsyn/A 39504-2025 tillsynsbegäran.docx
@@ -590,7 +590,7 @@
     <w:r>
       <w:tab/>
       <w:tab/>
-      <w:t>2025-11-29</w:t>
+      <w:t>2025-11-30</w:t>
       <w:br/>
       <w:br/>
     </w:r>

--- a/tillsyn/A 39504-2025 tillsynsbegäran.docx
+++ b/tillsyn/A 39504-2025 tillsynsbegäran.docx
@@ -590,7 +590,7 @@
     <w:r>
       <w:tab/>
       <w:tab/>
-      <w:t>2025-11-30</w:t>
+      <w:t>2025-12-01</w:t>
       <w:br/>
       <w:br/>
     </w:r>

--- a/tillsyn/A 39504-2025 tillsynsbegäran.docx
+++ b/tillsyn/A 39504-2025 tillsynsbegäran.docx
@@ -590,7 +590,7 @@
     <w:r>
       <w:tab/>
       <w:tab/>
-      <w:t>2025-12-01</w:t>
+      <w:t>2025-12-02</w:t>
       <w:br/>
       <w:br/>
     </w:r>

--- a/tillsyn/A 39504-2025 tillsynsbegäran.docx
+++ b/tillsyn/A 39504-2025 tillsynsbegäran.docx
@@ -590,7 +590,7 @@
     <w:r>
       <w:tab/>
       <w:tab/>
-      <w:t>2025-12-02</w:t>
+      <w:t>2025-12-03</w:t>
       <w:br/>
       <w:br/>
     </w:r>

--- a/tillsyn/A 39504-2025 tillsynsbegäran.docx
+++ b/tillsyn/A 39504-2025 tillsynsbegäran.docx
@@ -590,7 +590,7 @@
     <w:r>
       <w:tab/>
       <w:tab/>
-      <w:t>2025-12-03</w:t>
+      <w:t>2025-12-04</w:t>
       <w:br/>
       <w:br/>
     </w:r>

--- a/tillsyn/A 39504-2025 tillsynsbegäran.docx
+++ b/tillsyn/A 39504-2025 tillsynsbegäran.docx
@@ -590,7 +590,7 @@
     <w:r>
       <w:tab/>
       <w:tab/>
-      <w:t>2025-12-04</w:t>
+      <w:t>2025-12-05</w:t>
       <w:br/>
       <w:br/>
     </w:r>

--- a/tillsyn/A 39504-2025 tillsynsbegäran.docx
+++ b/tillsyn/A 39504-2025 tillsynsbegäran.docx
@@ -590,7 +590,7 @@
     <w:r>
       <w:tab/>
       <w:tab/>
-      <w:t>2025-12-05</w:t>
+      <w:t>2025-12-06</w:t>
       <w:br/>
       <w:br/>
     </w:r>

--- a/tillsyn/A 39504-2025 tillsynsbegäran.docx
+++ b/tillsyn/A 39504-2025 tillsynsbegäran.docx
@@ -590,7 +590,7 @@
     <w:r>
       <w:tab/>
       <w:tab/>
-      <w:t>2025-12-06</w:t>
+      <w:t>2025-12-07</w:t>
       <w:br/>
       <w:br/>
     </w:r>

--- a/tillsyn/A 39504-2025 tillsynsbegäran.docx
+++ b/tillsyn/A 39504-2025 tillsynsbegäran.docx
@@ -590,7 +590,7 @@
     <w:r>
       <w:tab/>
       <w:tab/>
-      <w:t>2025-12-07</w:t>
+      <w:t>2025-12-08</w:t>
       <w:br/>
       <w:br/>
     </w:r>

--- a/tillsyn/A 39504-2025 tillsynsbegäran.docx
+++ b/tillsyn/A 39504-2025 tillsynsbegäran.docx
@@ -590,7 +590,7 @@
     <w:r>
       <w:tab/>
       <w:tab/>
-      <w:t>2025-12-08</w:t>
+      <w:t>2025-12-09</w:t>
       <w:br/>
       <w:br/>
     </w:r>

--- a/tillsyn/A 39504-2025 tillsynsbegäran.docx
+++ b/tillsyn/A 39504-2025 tillsynsbegäran.docx
@@ -590,7 +590,7 @@
     <w:r>
       <w:tab/>
       <w:tab/>
-      <w:t>2025-12-09</w:t>
+      <w:t>2025-12-10</w:t>
       <w:br/>
       <w:br/>
     </w:r>

--- a/tillsyn/A 39504-2025 tillsynsbegäran.docx
+++ b/tillsyn/A 39504-2025 tillsynsbegäran.docx
@@ -590,7 +590,7 @@
     <w:r>
       <w:tab/>
       <w:tab/>
-      <w:t>2025-12-10</w:t>
+      <w:t>2025-12-11</w:t>
       <w:br/>
       <w:br/>
     </w:r>

--- a/tillsyn/A 39504-2025 tillsynsbegäran.docx
+++ b/tillsyn/A 39504-2025 tillsynsbegäran.docx
@@ -590,7 +590,7 @@
     <w:r>
       <w:tab/>
       <w:tab/>
-      <w:t>2025-12-11</w:t>
+      <w:t>2025-12-12</w:t>
       <w:br/>
       <w:br/>
     </w:r>

--- a/tillsyn/A 39504-2025 tillsynsbegäran.docx
+++ b/tillsyn/A 39504-2025 tillsynsbegäran.docx
@@ -590,7 +590,7 @@
     <w:r>
       <w:tab/>
       <w:tab/>
-      <w:t>2025-12-12</w:t>
+      <w:t>2025-12-13</w:t>
       <w:br/>
       <w:br/>
     </w:r>
